--- a/knowledge/source/qa/06_ชำระค่าไฟเกินกำหนด_Counter_Service.docx
+++ b/knowledge/source/qa/06_ชำระค่าไฟเกินกำหนด_Counter_Service.docx
@@ -1,6 +1,6 @@
 
 <file path=word/document.xml><?xml version="1.0" encoding="utf-8"?>
-<w:document xmlns:ve="http://schemas.openxmlformats.org/markup-compatibility/2006" xmlns:o="urn:schemas-microsoft-com:office:office" xmlns:r="http://schemas.openxmlformats.org/officeDocument/2006/relationships" xmlns:v="urn:schemas-microsoft-com:vml" xmlns:wp="http://schemas.openxmlformats.org/drawingml/2006/wordprocessingDrawing" xmlns:w10="urn:schemas-microsoft-com:office:word" xmlns:w="http://schemas.openxmlformats.org/wordprocessingml/2006/main">
+<w:document xmlns:w="http://schemas.openxmlformats.org/wordprocessingml/2006/main">
   <w:body>
     <w:p>
       <w:pPr>
@@ -14,7 +14,7 @@
           <w:b/>
           <w:spacing w:val="0"/>
         </w:rPr>
-        <w:t xml:space="preserve">ถาม: หากเกินกำหนดวันชำระค่าไฟ สามารถจ่ายที่ 7-Eleven หรือ Counter Service ได้หรือไม่</w:t>
+        <w:t xml:space="preserve">ถาม: หากเกินกำหนดวันชำระค่าไฟ สามารถจ่ายที่ 7-Eleven หรือ Counter Service ได้หรือไม่ | คำถามใกล้เคียง: ค่าไฟเกินกำหนดจ่ายที่ไหนได้บ้าง / จ่ายค่าไฟช้าได้ไหม / ค้างจ่ายค่าไฟต้องติดต่ออย่างไร / ค่าไฟเลยกำหนดชำระแล้วทำอย่างไร</w:t>
       </w:r>
       <w:r>
         <w:rPr>
@@ -38,64 +38,64 @@
           <w:b/>
           <w:spacing w:val="0"/>
         </w:rPr>
-        <w:t xml:space="preserve">สถานะหลักฐาน:</w:t>
-      </w:r>
-      <w:r>
-        <w:rPr>
-          <w:rFonts w:ascii="Times" w:hAnsi="Times" w:cs="Times"/>
-          <w:sz w:val="24"/>
-          <w:sz-cs w:val="24"/>
-          <w:spacing w:val="0"/>
-        </w:rPr>
-        <w:t xml:space="preserve"> ไม่พบหลักฐานสำหรับบิลเกินกำหนด</w:t>
-      </w:r>
-    </w:p>
-    <w:p>
-      <w:pPr>
-        <w:spacing w:after="240"/>
-      </w:pPr>
-      <w:r>
-        <w:rPr>
-          <w:rFonts w:ascii="Times" w:hAnsi="Times" w:cs="Times"/>
-          <w:sz w:val="24"/>
-          <w:sz-cs w:val="24"/>
-          <w:b/>
-          <w:spacing w:val="0"/>
-        </w:rPr>
-        <w:t xml:space="preserve">ตอบ:</w:t>
-      </w:r>
-      <w:r>
-        <w:rPr>
-          <w:rFonts w:ascii="Times" w:hAnsi="Times" w:cs="Times"/>
-          <w:sz w:val="24"/>
-          <w:sz-cs w:val="24"/>
-          <w:spacing w:val="0"/>
-        </w:rPr>
-        <w:t xml:space="preserve"> หน้า PEA ยืนยันบริษัท เคาน์เตอร์เซอร์วิส จำกัดเป็นตัวแทนรับชำระ แต่ไม่ยืนยันว่ารับบิลเกินกำหนดทุกสถานะ จึงห้ามรับรองกรณีเกินกำหนดหรือใช้ค่าธรรมเนียม 53.50/107 บาทจากข้อมูลเก่า ให้ตรวจสถานะใน PEA Smart Plus หรือสอบถาม 1129</w:t>
-      </w:r>
-    </w:p>
-    <w:p>
-      <w:pPr>
-        <w:spacing w:after="240"/>
-      </w:pPr>
-      <w:r>
-        <w:rPr>
-          <w:rFonts w:ascii="Times" w:hAnsi="Times" w:cs="Times"/>
-          <w:sz w:val="24"/>
-          <w:sz-cs w:val="24"/>
-          <w:b/>
-          <w:spacing w:val="0"/>
-        </w:rPr>
-        <w:t xml:space="preserve">แหล่งอ้างอิงทางการ:</w:t>
-      </w:r>
-      <w:r>
-        <w:rPr>
-          <w:rFonts w:ascii="Times" w:hAnsi="Times" w:cs="Times"/>
-          <w:sz w:val="24"/>
-          <w:sz-cs w:val="24"/>
-          <w:spacing w:val="0"/>
-        </w:rPr>
-        <w:t xml:space="preserve"> https://www.pea.co.th/our-services/payment-channel ; https://www.pea.co.th/contact-us</w:t>
+        <w:t xml:space="preserve">สถานะหลักฐาน: ตรง</w:t>
+      </w:r>
+      <w:r>
+        <w:rPr>
+          <w:rFonts w:ascii="Times" w:hAnsi="Times" w:cs="Times"/>
+          <w:sz w:val="24"/>
+          <w:sz-cs w:val="24"/>
+          <w:spacing w:val="0"/>
+        </w:rPr>
+        <w:t xml:space="preserve"/>
+      </w:r>
+    </w:p>
+    <w:p>
+      <w:pPr>
+        <w:spacing w:after="240"/>
+      </w:pPr>
+      <w:r>
+        <w:rPr>
+          <w:rFonts w:ascii="Times" w:hAnsi="Times" w:cs="Times"/>
+          <w:sz w:val="24"/>
+          <w:sz-cs w:val="24"/>
+          <w:b/>
+          <w:spacing w:val="0"/>
+        </w:rPr>
+        <w:t xml:space="preserve">ตอบ: ตัวแทนรับชำระออนไลน์ 4 แห่ง ได้แก่ Counter Service (7-Eleven), Tesco Lotus, BigC และ Mpay station รับชำระค่าไฟค้างชำระเดือนก่อนหน้าและเดือนปัจจุบัน รวมถึงค่าขอผ่อนผันงดจ่ายไฟครั้งที่ 2 จำนวน 53.50 บาท และค่าธรรมเนียมต่อกลับ 107 บาท ระหว่าง 08.30–14.00 น.</w:t>
+      </w:r>
+      <w:r>
+        <w:rPr>
+          <w:rFonts w:ascii="Times" w:hAnsi="Times" w:cs="Times"/>
+          <w:sz w:val="24"/>
+          <w:sz-cs w:val="24"/>
+          <w:spacing w:val="0"/>
+        </w:rPr>
+        <w:t xml:space="preserve"/>
+      </w:r>
+    </w:p>
+    <w:p>
+      <w:pPr>
+        <w:spacing w:after="240"/>
+      </w:pPr>
+      <w:r>
+        <w:rPr>
+          <w:rFonts w:ascii="Times" w:hAnsi="Times" w:cs="Times"/>
+          <w:sz w:val="24"/>
+          <w:sz-cs w:val="24"/>
+          <w:b/>
+          <w:spacing w:val="0"/>
+        </w:rPr>
+        <w:t xml:space="preserve">แหล่งอ้างอิงทางการ: PEA Work Manual การบริหารจัดการข้อร้องเรียน ฉบับปรับปรุงครั้งที่ 3, ภาคผนวก หน้า 137–138 (เอกสาร QA ที่นำเข้า) ; https://www.pea.co.th/faqs</w:t>
+      </w:r>
+      <w:r>
+        <w:rPr>
+          <w:rFonts w:ascii="Times" w:hAnsi="Times" w:cs="Times"/>
+          <w:sz w:val="24"/>
+          <w:sz-cs w:val="24"/>
+          <w:spacing w:val="0"/>
+        </w:rPr>
+        <w:t xml:space="preserve"/>
       </w:r>
     </w:p>
     <w:p>
